--- a/Module 2/2.1 — Asynchronous JavaScript (Callbacks → Promises → AsyncAwait → Streams).docx
+++ b/Module 2/2.1 — Asynchronous JavaScript (Callbacks → Promises → AsyncAwait → Streams).docx
@@ -213,30 +213,61 @@
       </w:r>
       <w:proofErr w:type="spellEnd"/>
       <w:r>
-        <w:t>(callback) {</w:t>
-      </w:r>
-    </w:p>
-    <w:p>
-      <w:r>
-        <w:t xml:space="preserve">  console.log("Fetching data...");</w:t>
-      </w:r>
+        <w:t>(</w:t>
+      </w:r>
+      <w:proofErr w:type="gramStart"/>
+      <w:r>
+        <w:t>callback) {</w:t>
+      </w:r>
+      <w:proofErr w:type="gramEnd"/>
     </w:p>
     <w:p>
       <w:r>
         <w:t xml:space="preserve">  </w:t>
       </w:r>
+      <w:proofErr w:type="gramStart"/>
+      <w:r>
+        <w:t>console.log(</w:t>
+      </w:r>
+      <w:proofErr w:type="gramEnd"/>
+      <w:r>
+        <w:t>"Fetching data..."</w:t>
+      </w:r>
+      <w:proofErr w:type="gramStart"/>
+      <w:r>
+        <w:t>);</w:t>
+      </w:r>
+      <w:proofErr w:type="gramEnd"/>
+    </w:p>
+    <w:p>
+      <w:r>
+        <w:t xml:space="preserve">  </w:t>
+      </w:r>
       <w:proofErr w:type="spellStart"/>
+      <w:proofErr w:type="gramStart"/>
       <w:r>
         <w:t>setTimeout</w:t>
       </w:r>
       <w:proofErr w:type="spellEnd"/>
       <w:r>
-        <w:t>(() =&gt; {</w:t>
-      </w:r>
-    </w:p>
-    <w:p>
-      <w:r>
-        <w:t xml:space="preserve">    callback("Data received </w:t>
+        <w:t>(</w:t>
+      </w:r>
+      <w:proofErr w:type="gramEnd"/>
+      <w:r>
+        <w:t>() =&gt; {</w:t>
+      </w:r>
+    </w:p>
+    <w:p>
+      <w:r>
+        <w:t xml:space="preserve">    </w:t>
+      </w:r>
+      <w:proofErr w:type="gramStart"/>
+      <w:r>
+        <w:t>callback(</w:t>
+      </w:r>
+      <w:proofErr w:type="gramEnd"/>
+      <w:r>
+        <w:t xml:space="preserve">"Data received </w:t>
       </w:r>
       <w:r>
         <w:rPr>
@@ -245,13 +276,23 @@
         <w:t>✅</w:t>
       </w:r>
       <w:r>
-        <w:t>");</w:t>
-      </w:r>
-    </w:p>
-    <w:p>
-      <w:r>
-        <w:t xml:space="preserve">  }, 2000);</w:t>
-      </w:r>
+        <w:t>"</w:t>
+      </w:r>
+      <w:proofErr w:type="gramStart"/>
+      <w:r>
+        <w:t>);</w:t>
+      </w:r>
+      <w:proofErr w:type="gramEnd"/>
+    </w:p>
+    <w:p>
+      <w:r>
+        <w:t xml:space="preserve">  }, 2000</w:t>
+      </w:r>
+      <w:proofErr w:type="gramStart"/>
+      <w:r>
+        <w:t>);</w:t>
+      </w:r>
+      <w:proofErr w:type="gramEnd"/>
     </w:p>
     <w:p>
       <w:r>
@@ -261,23 +302,38 @@
     <w:p/>
     <w:p>
       <w:proofErr w:type="spellStart"/>
+      <w:proofErr w:type="gramStart"/>
       <w:r>
         <w:t>fetchData</w:t>
       </w:r>
       <w:proofErr w:type="spellEnd"/>
       <w:r>
-        <w:t>((result) =&gt; {</w:t>
-      </w:r>
-    </w:p>
-    <w:p>
-      <w:r>
-        <w:t xml:space="preserve">  console.log(result);</w:t>
-      </w:r>
-    </w:p>
-    <w:p>
-      <w:r>
-        <w:t>});</w:t>
-      </w:r>
+        <w:t>((</w:t>
+      </w:r>
+      <w:proofErr w:type="gramEnd"/>
+      <w:r>
+        <w:t>result) =&gt; {</w:t>
+      </w:r>
+    </w:p>
+    <w:p>
+      <w:r>
+        <w:t xml:space="preserve">  console.log(result</w:t>
+      </w:r>
+      <w:proofErr w:type="gramStart"/>
+      <w:r>
+        <w:t>);</w:t>
+      </w:r>
+      <w:proofErr w:type="gramEnd"/>
+    </w:p>
+    <w:p>
+      <w:r>
+        <w:t>}</w:t>
+      </w:r>
+      <w:proofErr w:type="gramStart"/>
+      <w:r>
+        <w:t>);</w:t>
+      </w:r>
+      <w:proofErr w:type="gramEnd"/>
     </w:p>
     <w:p>
       <w:r>
@@ -335,7 +391,7 @@
     <w:p>
       <w:r>
         <w:pict w14:anchorId="2C4E4E4E">
-          <v:rect id="_x0000_i1085" style="width:0;height:1.5pt" o:hralign="center" o:hrstd="t" o:hr="t" fillcolor="#a0a0a0" stroked="f"/>
+          <v:rect id="_x0000_i1025" style="width:0;height:1.5pt" o:hralign="center" o:hrstd="t" o:hr="t" fillcolor="#a0a0a0" stroked="f"/>
         </w:pict>
       </w:r>
     </w:p>
@@ -385,12 +441,17 @@
         <w:t xml:space="preserve">  </w:t>
       </w:r>
       <w:proofErr w:type="spellStart"/>
+      <w:proofErr w:type="gramStart"/>
       <w:r>
         <w:t>getPosts</w:t>
       </w:r>
       <w:proofErr w:type="spellEnd"/>
       <w:r>
-        <w:t>(user.id, (posts) =&gt; {</w:t>
+        <w:t>(</w:t>
+      </w:r>
+      <w:proofErr w:type="gramEnd"/>
+      <w:r>
+        <w:t>user.id, (posts) =&gt; {</w:t>
       </w:r>
     </w:p>
     <w:p>
@@ -403,28 +464,56 @@
       </w:r>
       <w:proofErr w:type="spellEnd"/>
       <w:r>
-        <w:t>(posts[0].id, (comments) =&gt; {</w:t>
-      </w:r>
-    </w:p>
-    <w:p>
-      <w:r>
-        <w:t xml:space="preserve">      console.log(comments);</w:t>
-      </w:r>
-    </w:p>
-    <w:p>
-      <w:r>
-        <w:t xml:space="preserve">    });</w:t>
-      </w:r>
-    </w:p>
-    <w:p>
-      <w:r>
-        <w:t xml:space="preserve">  });</w:t>
-      </w:r>
-    </w:p>
-    <w:p>
-      <w:r>
-        <w:t>});</w:t>
-      </w:r>
+        <w:t>(</w:t>
+      </w:r>
+      <w:proofErr w:type="gramStart"/>
+      <w:r>
+        <w:t>posts[</w:t>
+      </w:r>
+      <w:proofErr w:type="gramEnd"/>
+      <w:r>
+        <w:t>0].id, (comments) =&gt; {</w:t>
+      </w:r>
+    </w:p>
+    <w:p>
+      <w:r>
+        <w:t xml:space="preserve">      console.log(comments</w:t>
+      </w:r>
+      <w:proofErr w:type="gramStart"/>
+      <w:r>
+        <w:t>);</w:t>
+      </w:r>
+      <w:proofErr w:type="gramEnd"/>
+    </w:p>
+    <w:p>
+      <w:r>
+        <w:t xml:space="preserve">    }</w:t>
+      </w:r>
+      <w:proofErr w:type="gramStart"/>
+      <w:r>
+        <w:t>);</w:t>
+      </w:r>
+      <w:proofErr w:type="gramEnd"/>
+    </w:p>
+    <w:p>
+      <w:r>
+        <w:t xml:space="preserve">  }</w:t>
+      </w:r>
+      <w:proofErr w:type="gramStart"/>
+      <w:r>
+        <w:t>);</w:t>
+      </w:r>
+      <w:proofErr w:type="gramEnd"/>
+    </w:p>
+    <w:p>
+      <w:r>
+        <w:t>}</w:t>
+      </w:r>
+      <w:proofErr w:type="gramStart"/>
+      <w:r>
+        <w:t>);</w:t>
+      </w:r>
+      <w:proofErr w:type="gramEnd"/>
     </w:p>
     <w:p>
       <w:r>
@@ -440,7 +529,7 @@
     <w:p>
       <w:r>
         <w:pict w14:anchorId="531ECD71">
-          <v:rect id="_x0000_i1086" style="width:0;height:1.5pt" o:hralign="center" o:hrstd="t" o:hr="t" fillcolor="#a0a0a0" stroked="f"/>
+          <v:rect id="_x0000_i1026" style="width:0;height:1.5pt" o:hralign="center" o:hrstd="t" o:hr="t" fillcolor="#a0a0a0" stroked="f"/>
         </w:pict>
       </w:r>
     </w:p>
@@ -509,7 +598,15 @@
     </w:p>
     <w:p>
       <w:r>
-        <w:t>const promise = new Promise((resolve, reject) =&gt; {</w:t>
+        <w:t xml:space="preserve">const promise = new </w:t>
+      </w:r>
+      <w:proofErr w:type="gramStart"/>
+      <w:r>
+        <w:t>Promise(</w:t>
+      </w:r>
+      <w:proofErr w:type="gramEnd"/>
+      <w:r>
+        <w:t>(resolve, reject) =&gt; {</w:t>
       </w:r>
     </w:p>
     <w:p>
@@ -517,39 +614,74 @@
         <w:t xml:space="preserve">  </w:t>
       </w:r>
       <w:proofErr w:type="spellStart"/>
+      <w:proofErr w:type="gramStart"/>
       <w:r>
         <w:t>setTimeout</w:t>
       </w:r>
       <w:proofErr w:type="spellEnd"/>
       <w:r>
-        <w:t>(() =&gt; {</w:t>
-      </w:r>
-    </w:p>
-    <w:p>
-      <w:r>
-        <w:t xml:space="preserve">    resolve("Promise resolved!");</w:t>
-      </w:r>
-    </w:p>
-    <w:p>
-      <w:r>
-        <w:t xml:space="preserve">  }, 2000);</w:t>
-      </w:r>
-    </w:p>
-    <w:p>
-      <w:r>
-        <w:t>});</w:t>
-      </w:r>
+        <w:t>(</w:t>
+      </w:r>
+      <w:proofErr w:type="gramEnd"/>
+      <w:r>
+        <w:t>() =&gt; {</w:t>
+      </w:r>
+    </w:p>
+    <w:p>
+      <w:r>
+        <w:t xml:space="preserve">    </w:t>
+      </w:r>
+      <w:proofErr w:type="gramStart"/>
+      <w:r>
+        <w:t>resolve(</w:t>
+      </w:r>
+      <w:proofErr w:type="gramEnd"/>
+      <w:r>
+        <w:t>"Promise resolved!"</w:t>
+      </w:r>
+      <w:proofErr w:type="gramStart"/>
+      <w:r>
+        <w:t>);</w:t>
+      </w:r>
+      <w:proofErr w:type="gramEnd"/>
+    </w:p>
+    <w:p>
+      <w:r>
+        <w:t xml:space="preserve">  }, 2000</w:t>
+      </w:r>
+      <w:proofErr w:type="gramStart"/>
+      <w:r>
+        <w:t>);</w:t>
+      </w:r>
+      <w:proofErr w:type="gramEnd"/>
+    </w:p>
+    <w:p>
+      <w:r>
+        <w:t>}</w:t>
+      </w:r>
+      <w:proofErr w:type="gramStart"/>
+      <w:r>
+        <w:t>);</w:t>
+      </w:r>
+      <w:proofErr w:type="gramEnd"/>
     </w:p>
     <w:p/>
     <w:p>
       <w:proofErr w:type="spellStart"/>
+      <w:proofErr w:type="gramStart"/>
       <w:r>
         <w:t>promise.then</w:t>
       </w:r>
       <w:proofErr w:type="spellEnd"/>
-      <w:r>
-        <w:t>((data) =&gt; console.log(data));</w:t>
-      </w:r>
+      <w:proofErr w:type="gramEnd"/>
+      <w:r>
+        <w:t>((data) =&gt; console.log(data)</w:t>
+      </w:r>
+      <w:proofErr w:type="gramStart"/>
+      <w:r>
+        <w:t>);</w:t>
+      </w:r>
+      <w:proofErr w:type="gramEnd"/>
     </w:p>
     <w:p>
       <w:r>
@@ -571,7 +703,7 @@
     <w:p>
       <w:r>
         <w:pict w14:anchorId="5FBC5059">
-          <v:rect id="_x0000_i1087" style="width:0;height:1.5pt" o:hralign="center" o:hrstd="t" o:hr="t" fillcolor="#a0a0a0" stroked="f"/>
+          <v:rect id="_x0000_i1027" style="width:0;height:1.5pt" o:hralign="center" o:hrstd="t" o:hr="t" fillcolor="#a0a0a0" stroked="f"/>
         </w:pict>
       </w:r>
     </w:p>
@@ -679,7 +811,7 @@
     <w:p>
       <w:r>
         <w:pict w14:anchorId="5663608A">
-          <v:rect id="_x0000_i1088" style="width:0;height:1.5pt" o:hralign="center" o:hrstd="t" o:hr="t" fillcolor="#a0a0a0" stroked="f"/>
+          <v:rect id="_x0000_i1028" style="width:0;height:1.5pt" o:hralign="center" o:hrstd="t" o:hr="t" fillcolor="#a0a0a0" stroked="f"/>
         </w:pict>
       </w:r>
     </w:p>
@@ -708,17 +840,30 @@
     </w:p>
     <w:p>
       <w:proofErr w:type="spellStart"/>
+      <w:proofErr w:type="gramStart"/>
       <w:r>
         <w:t>getUser</w:t>
       </w:r>
       <w:proofErr w:type="spellEnd"/>
       <w:r>
-        <w:t>()</w:t>
-      </w:r>
-    </w:p>
-    <w:p>
-      <w:r>
-        <w:t xml:space="preserve">  .then((user) =&gt; </w:t>
+        <w:t>(</w:t>
+      </w:r>
+      <w:proofErr w:type="gramEnd"/>
+      <w:r>
+        <w:t>)</w:t>
+      </w:r>
+    </w:p>
+    <w:p>
+      <w:r>
+        <w:t xml:space="preserve">  </w:t>
+      </w:r>
+      <w:proofErr w:type="gramStart"/>
+      <w:r>
+        <w:t>.then</w:t>
+      </w:r>
+      <w:proofErr w:type="gramEnd"/>
+      <w:r>
+        <w:t xml:space="preserve">((user) =&gt; </w:t>
       </w:r>
       <w:proofErr w:type="spellStart"/>
       <w:r>
@@ -731,7 +876,15 @@
     </w:p>
     <w:p>
       <w:r>
-        <w:t xml:space="preserve">  .then((posts) =&gt; </w:t>
+        <w:t xml:space="preserve">  </w:t>
+      </w:r>
+      <w:proofErr w:type="gramStart"/>
+      <w:r>
+        <w:t>.then</w:t>
+      </w:r>
+      <w:proofErr w:type="gramEnd"/>
+      <w:r>
+        <w:t xml:space="preserve">((posts) =&gt; </w:t>
       </w:r>
       <w:proofErr w:type="spellStart"/>
       <w:r>
@@ -744,21 +897,44 @@
     </w:p>
     <w:p>
       <w:r>
-        <w:t xml:space="preserve">  .then((comments) =&gt; console.log(comments))</w:t>
-      </w:r>
-    </w:p>
-    <w:p>
-      <w:r>
-        <w:t xml:space="preserve">  .catch((err) =&gt; </w:t>
+        <w:t xml:space="preserve">  </w:t>
+      </w:r>
+      <w:proofErr w:type="gramStart"/>
+      <w:r>
+        <w:t>.then</w:t>
+      </w:r>
+      <w:proofErr w:type="gramEnd"/>
+      <w:r>
+        <w:t>((comments) =&gt; console.log(comments))</w:t>
+      </w:r>
+    </w:p>
+    <w:p>
+      <w:r>
+        <w:t xml:space="preserve">  </w:t>
+      </w:r>
+      <w:proofErr w:type="gramStart"/>
+      <w:r>
+        <w:t>.catch</w:t>
+      </w:r>
+      <w:proofErr w:type="gramEnd"/>
+      <w:r>
+        <w:t xml:space="preserve">((err) =&gt; </w:t>
       </w:r>
       <w:proofErr w:type="spellStart"/>
+      <w:proofErr w:type="gramStart"/>
       <w:r>
         <w:t>console.error</w:t>
       </w:r>
       <w:proofErr w:type="spellEnd"/>
-      <w:r>
-        <w:t>("Error:", err));</w:t>
-      </w:r>
+      <w:proofErr w:type="gramEnd"/>
+      <w:r>
+        <w:t>("Error:", err)</w:t>
+      </w:r>
+      <w:proofErr w:type="gramStart"/>
+      <w:r>
+        <w:t>);</w:t>
+      </w:r>
+      <w:proofErr w:type="gramEnd"/>
     </w:p>
     <w:p>
       <w:r>
@@ -786,7 +962,7 @@
     <w:p>
       <w:r>
         <w:pict w14:anchorId="3D7B71CA">
-          <v:rect id="_x0000_i1089" style="width:0;height:1.5pt" o:hralign="center" o:hrstd="t" o:hr="t" fillcolor="#a0a0a0" stroked="f"/>
+          <v:rect id="_x0000_i1029" style="width:0;height:1.5pt" o:hralign="center" o:hrstd="t" o:hr="t" fillcolor="#a0a0a0" stroked="f"/>
         </w:pict>
       </w:r>
     </w:p>
@@ -859,12 +1035,17 @@
         <w:t xml:space="preserve">async function </w:t>
       </w:r>
       <w:proofErr w:type="spellStart"/>
+      <w:proofErr w:type="gramStart"/>
       <w:r>
         <w:t>fetchUserData</w:t>
       </w:r>
       <w:proofErr w:type="spellEnd"/>
       <w:r>
-        <w:t>() {</w:t>
+        <w:t>(</w:t>
+      </w:r>
+      <w:proofErr w:type="gramEnd"/>
+      <w:r>
+        <w:t>) {</w:t>
       </w:r>
     </w:p>
     <w:p>
@@ -877,6 +1058,7 @@
         <w:t xml:space="preserve">    const user = await </w:t>
       </w:r>
       <w:proofErr w:type="spellStart"/>
+      <w:proofErr w:type="gramStart"/>
       <w:r>
         <w:t>getUser</w:t>
       </w:r>
@@ -884,6 +1066,7 @@
       <w:r>
         <w:t>();</w:t>
       </w:r>
+      <w:proofErr w:type="gramEnd"/>
     </w:p>
     <w:p>
       <w:r>
@@ -895,8 +1078,13 @@
       </w:r>
       <w:proofErr w:type="spellEnd"/>
       <w:r>
-        <w:t>(user.id);</w:t>
-      </w:r>
+        <w:t>(user.id</w:t>
+      </w:r>
+      <w:proofErr w:type="gramStart"/>
+      <w:r>
+        <w:t>);</w:t>
+      </w:r>
+      <w:proofErr w:type="gramEnd"/>
     </w:p>
     <w:p>
       <w:r>
@@ -908,18 +1096,33 @@
       </w:r>
       <w:proofErr w:type="spellEnd"/>
       <w:r>
-        <w:t>(posts[0].id);</w:t>
-      </w:r>
-    </w:p>
-    <w:p>
-      <w:r>
-        <w:t xml:space="preserve">    console.log(comments);</w:t>
-      </w:r>
-    </w:p>
-    <w:p>
-      <w:r>
-        <w:t xml:space="preserve">  } catch (err) {</w:t>
-      </w:r>
+        <w:t>(posts[0].id</w:t>
+      </w:r>
+      <w:proofErr w:type="gramStart"/>
+      <w:r>
+        <w:t>);</w:t>
+      </w:r>
+      <w:proofErr w:type="gramEnd"/>
+    </w:p>
+    <w:p>
+      <w:r>
+        <w:t xml:space="preserve">    console.log(comments</w:t>
+      </w:r>
+      <w:proofErr w:type="gramStart"/>
+      <w:r>
+        <w:t>);</w:t>
+      </w:r>
+      <w:proofErr w:type="gramEnd"/>
+    </w:p>
+    <w:p>
+      <w:r>
+        <w:t xml:space="preserve">  } catch (</w:t>
+      </w:r>
+      <w:proofErr w:type="gramStart"/>
+      <w:r>
+        <w:t>err) {</w:t>
+      </w:r>
+      <w:proofErr w:type="gramEnd"/>
     </w:p>
     <w:p>
       <w:r>
@@ -927,13 +1130,20 @@
         <w:t xml:space="preserve">    </w:t>
       </w:r>
       <w:proofErr w:type="spellStart"/>
+      <w:proofErr w:type="gramStart"/>
       <w:r>
         <w:t>console.error</w:t>
       </w:r>
       <w:proofErr w:type="spellEnd"/>
-      <w:r>
-        <w:t>("Error:", err);</w:t>
-      </w:r>
+      <w:proofErr w:type="gramEnd"/>
+      <w:r>
+        <w:t>("Error:", err</w:t>
+      </w:r>
+      <w:proofErr w:type="gramStart"/>
+      <w:r>
+        <w:t>);</w:t>
+      </w:r>
+      <w:proofErr w:type="gramEnd"/>
     </w:p>
     <w:p>
       <w:r>
@@ -959,7 +1169,7 @@
     <w:p>
       <w:r>
         <w:pict w14:anchorId="43C91C30">
-          <v:rect id="_x0000_i1090" style="width:0;height:1.5pt" o:hralign="center" o:hrstd="t" o:hr="t" fillcolor="#a0a0a0" stroked="f"/>
+          <v:rect id="_x0000_i1030" style="width:0;height:1.5pt" o:hralign="center" o:hrstd="t" o:hr="t" fillcolor="#a0a0a0" stroked="f"/>
         </w:pict>
       </w:r>
     </w:p>
@@ -991,12 +1201,17 @@
         <w:t xml:space="preserve">async function </w:t>
       </w:r>
       <w:proofErr w:type="spellStart"/>
+      <w:proofErr w:type="gramStart"/>
       <w:r>
         <w:t>getUserData</w:t>
       </w:r>
       <w:proofErr w:type="spellEnd"/>
       <w:r>
-        <w:t>() {</w:t>
+        <w:t>(</w:t>
+      </w:r>
+      <w:proofErr w:type="gramEnd"/>
+      <w:r>
+        <w:t>) {</w:t>
       </w:r>
     </w:p>
     <w:p>
@@ -1006,95 +1221,424 @@
     </w:p>
     <w:p>
       <w:r>
-        <w:t xml:space="preserve">    const res = await fetch("https://jsonplaceholder.typicode.com/users/1");</w:t>
-      </w:r>
-    </w:p>
-    <w:p>
-      <w:r>
-        <w:t xml:space="preserve">    if (!</w:t>
+        <w:t xml:space="preserve">    const res = await fetch("https://jsonplaceholder.typicode.com/users/1"</w:t>
+      </w:r>
+      <w:proofErr w:type="gramStart"/>
+      <w:r>
+        <w:t>);</w:t>
+      </w:r>
+      <w:proofErr w:type="gramEnd"/>
+    </w:p>
+    <w:p>
+      <w:r>
+        <w:t xml:space="preserve">    if </w:t>
+      </w:r>
+      <w:proofErr w:type="gramStart"/>
+      <w:r>
+        <w:t>(!</w:t>
       </w:r>
       <w:proofErr w:type="spellStart"/>
       <w:r>
-        <w:t>res.ok</w:t>
+        <w:t>res</w:t>
+      </w:r>
+      <w:proofErr w:type="gramEnd"/>
+      <w:r>
+        <w:t>.ok</w:t>
       </w:r>
       <w:proofErr w:type="spellEnd"/>
       <w:r>
-        <w:t>) throw new Error("Network error!");</w:t>
-      </w:r>
+        <w:t xml:space="preserve">) throw new </w:t>
+      </w:r>
+      <w:proofErr w:type="gramStart"/>
+      <w:r>
+        <w:t>Error(</w:t>
+      </w:r>
+      <w:proofErr w:type="gramEnd"/>
+      <w:r>
+        <w:t>"Network error!"</w:t>
+      </w:r>
+      <w:proofErr w:type="gramStart"/>
+      <w:r>
+        <w:t>);</w:t>
+      </w:r>
+      <w:proofErr w:type="gramEnd"/>
     </w:p>
     <w:p>
       <w:r>
         <w:t xml:space="preserve">    const data = await </w:t>
       </w:r>
       <w:proofErr w:type="spellStart"/>
+      <w:proofErr w:type="gramStart"/>
       <w:r>
         <w:t>res.json</w:t>
       </w:r>
       <w:proofErr w:type="spellEnd"/>
+      <w:proofErr w:type="gramEnd"/>
+      <w:r>
+        <w:t>(</w:t>
+      </w:r>
+      <w:proofErr w:type="gramStart"/>
+      <w:r>
+        <w:t>);</w:t>
+      </w:r>
+      <w:proofErr w:type="gramEnd"/>
+    </w:p>
+    <w:p>
+      <w:r>
+        <w:t xml:space="preserve">    </w:t>
+      </w:r>
+      <w:proofErr w:type="gramStart"/>
+      <w:r>
+        <w:t>console.log(</w:t>
+      </w:r>
+      <w:proofErr w:type="gramEnd"/>
+      <w:r>
+        <w:t>"User:", data</w:t>
+      </w:r>
+      <w:proofErr w:type="gramStart"/>
+      <w:r>
+        <w:t>);</w:t>
+      </w:r>
+      <w:proofErr w:type="gramEnd"/>
+    </w:p>
+    <w:p>
+      <w:r>
+        <w:t xml:space="preserve">  } catch (</w:t>
+      </w:r>
+      <w:proofErr w:type="gramStart"/>
+      <w:r>
+        <w:t>error) {</w:t>
+      </w:r>
+      <w:proofErr w:type="gramEnd"/>
+    </w:p>
+    <w:p>
+      <w:r>
+        <w:t xml:space="preserve">    </w:t>
+      </w:r>
+      <w:proofErr w:type="spellStart"/>
+      <w:proofErr w:type="gramStart"/>
+      <w:r>
+        <w:t>console.error</w:t>
+      </w:r>
+      <w:proofErr w:type="spellEnd"/>
+      <w:proofErr w:type="gramEnd"/>
+      <w:r>
+        <w:t>("</w:t>
+      </w:r>
+      <w:r>
+        <w:rPr>
+          <w:rFonts w:ascii="Segoe UI Emoji" w:hAnsi="Segoe UI Emoji" w:cs="Segoe UI Emoji"/>
+        </w:rPr>
+        <w:t>❌</w:t>
+      </w:r>
+      <w:r>
+        <w:t xml:space="preserve"> Error fetching user:", </w:t>
+      </w:r>
+      <w:proofErr w:type="spellStart"/>
+      <w:proofErr w:type="gramStart"/>
+      <w:r>
+        <w:t>error.message</w:t>
+      </w:r>
+      <w:proofErr w:type="spellEnd"/>
+      <w:r>
+        <w:t>);</w:t>
+      </w:r>
+      <w:proofErr w:type="gramEnd"/>
+    </w:p>
+    <w:p>
+      <w:r>
+        <w:t xml:space="preserve">  }</w:t>
+      </w:r>
+    </w:p>
+    <w:p>
+      <w:r>
+        <w:t>}</w:t>
+      </w:r>
+    </w:p>
+    <w:p/>
+    <w:p>
+      <w:proofErr w:type="spellStart"/>
+      <w:proofErr w:type="gramStart"/>
+      <w:r>
+        <w:t>getUserData</w:t>
+      </w:r>
+      <w:proofErr w:type="spellEnd"/>
       <w:r>
         <w:t>();</w:t>
       </w:r>
-    </w:p>
-    <w:p>
-      <w:r>
-        <w:t xml:space="preserve">    console.log("User:", data);</w:t>
-      </w:r>
-    </w:p>
-    <w:p>
-      <w:r>
-        <w:t xml:space="preserve">  } catch (error) {</w:t>
-      </w:r>
-    </w:p>
-    <w:p>
-      <w:r>
-        <w:t xml:space="preserve">    </w:t>
+      <w:proofErr w:type="gramEnd"/>
+    </w:p>
+    <w:p>
+      <w:r>
+        <w:rPr>
+          <w:rFonts w:ascii="Segoe UI Emoji" w:hAnsi="Segoe UI Emoji" w:cs="Segoe UI Emoji"/>
+        </w:rPr>
+        <w:t>✅</w:t>
+      </w:r>
+      <w:r>
+        <w:t xml:space="preserve"> Clean syntax</w:t>
+      </w:r>
+      <w:r>
+        <w:br/>
+      </w:r>
+      <w:r>
+        <w:rPr>
+          <w:rFonts w:ascii="Segoe UI Emoji" w:hAnsi="Segoe UI Emoji" w:cs="Segoe UI Emoji"/>
+        </w:rPr>
+        <w:t>✅</w:t>
+      </w:r>
+      <w:r>
+        <w:t xml:space="preserve"> Centralized error handling</w:t>
+      </w:r>
+      <w:r>
+        <w:br/>
+      </w:r>
+      <w:r>
+        <w:rPr>
+          <w:rFonts w:ascii="Segoe UI Emoji" w:hAnsi="Segoe UI Emoji" w:cs="Segoe UI Emoji"/>
+        </w:rPr>
+        <w:t>✅</w:t>
+      </w:r>
+      <w:r>
+        <w:t xml:space="preserve"> Perfect for </w:t>
       </w:r>
       <w:proofErr w:type="spellStart"/>
       <w:r>
-        <w:t>console.error</w:t>
+        <w:t>React</w:t>
+      </w:r>
+      <w:r>
+        <w:rPr>
+          <w:rFonts w:ascii="Aptos" w:hAnsi="Aptos" w:cs="Aptos"/>
+        </w:rPr>
+        <w:t>’</w:t>
+      </w:r>
+      <w:r>
+        <w:t>s</w:t>
       </w:r>
       <w:proofErr w:type="spellEnd"/>
       <w:r>
-        <w:t>("</w:t>
-      </w:r>
+        <w:t xml:space="preserve"> data fetching or Node APIs</w:t>
+      </w:r>
+    </w:p>
+    <w:p>
+      <w:r>
+        <w:pict w14:anchorId="154B340F">
+          <v:rect id="_x0000_i1031" style="width:0;height:1.5pt" o:hralign="center" o:hrstd="t" o:hr="t" fillcolor="#a0a0a0" stroked="f"/>
+        </w:pict>
+      </w:r>
+    </w:p>
+    <w:p>
+      <w:pPr>
+        <w:rPr>
+          <w:b/>
+          <w:bCs/>
+        </w:rPr>
+      </w:pPr>
       <w:r>
         <w:rPr>
           <w:rFonts w:ascii="Segoe UI Emoji" w:hAnsi="Segoe UI Emoji" w:cs="Segoe UI Emoji"/>
-        </w:rPr>
-        <w:t>❌</w:t>
-      </w:r>
-      <w:r>
-        <w:t xml:space="preserve"> Error fetching user:", </w:t>
+          <w:b/>
+          <w:bCs/>
+        </w:rPr>
+        <w:t>⚙️</w:t>
+      </w:r>
+      <w:r>
+        <w:rPr>
+          <w:b/>
+          <w:bCs/>
+        </w:rPr>
+        <w:t xml:space="preserve"> 4️</w:t>
+      </w:r>
+      <w:r>
+        <w:rPr>
+          <w:rFonts w:ascii="Segoe UI Symbol" w:hAnsi="Segoe UI Symbol" w:cs="Segoe UI Symbol"/>
+          <w:b/>
+          <w:bCs/>
+        </w:rPr>
+        <w:t>⃣</w:t>
+      </w:r>
+      <w:r>
+        <w:rPr>
+          <w:b/>
+          <w:bCs/>
+        </w:rPr>
+        <w:t xml:space="preserve"> Streams (Advanced Async Concept)</w:t>
+      </w:r>
+    </w:p>
+    <w:p>
+      <w:r>
+        <w:t xml:space="preserve">When you fetch </w:t>
+      </w:r>
+      <w:r>
+        <w:rPr>
+          <w:b/>
+          <w:bCs/>
+        </w:rPr>
+        <w:t xml:space="preserve">huge </w:t>
+      </w:r>
+      <w:proofErr w:type="gramStart"/>
+      <w:r>
+        <w:rPr>
+          <w:b/>
+          <w:bCs/>
+        </w:rPr>
+        <w:t>data</w:t>
+      </w:r>
+      <w:proofErr w:type="gramEnd"/>
+      <w:r>
+        <w:t xml:space="preserve"> (like video, CSV, or logs), loading all at once can freeze memory </w:t>
+      </w:r>
+      <w:r>
+        <w:rPr>
+          <w:rFonts w:ascii="Segoe UI Emoji" w:hAnsi="Segoe UI Emoji" w:cs="Segoe UI Emoji"/>
+        </w:rPr>
+        <w:t>🧊</w:t>
+      </w:r>
+      <w:r>
+        <w:t>.</w:t>
+      </w:r>
+      <w:r>
+        <w:br/>
+      </w:r>
+      <w:r>
+        <w:rPr>
+          <w:b/>
+          <w:bCs/>
+        </w:rPr>
+        <w:t>Streams</w:t>
+      </w:r>
+      <w:r>
+        <w:t xml:space="preserve"> let you read data in </w:t>
+      </w:r>
+      <w:r>
+        <w:rPr>
+          <w:b/>
+          <w:bCs/>
+        </w:rPr>
+        <w:t>chunks</w:t>
+      </w:r>
+      <w:r>
+        <w:t xml:space="preserve"> — piece by piece.</w:t>
+      </w:r>
+    </w:p>
+    <w:p>
+      <w:r>
+        <w:t>Example (Node.js-style pseudo):</w:t>
+      </w:r>
+    </w:p>
+    <w:p>
+      <w:r>
+        <w:lastRenderedPageBreak/>
+        <w:t>const fs = require("fs"</w:t>
+      </w:r>
+      <w:proofErr w:type="gramStart"/>
+      <w:r>
+        <w:t>);</w:t>
+      </w:r>
+      <w:proofErr w:type="gramEnd"/>
+    </w:p>
+    <w:p/>
+    <w:p>
+      <w:r>
+        <w:t xml:space="preserve">const stream = </w:t>
       </w:r>
       <w:proofErr w:type="spellStart"/>
-      <w:r>
-        <w:t>error.message</w:t>
+      <w:proofErr w:type="gramStart"/>
+      <w:r>
+        <w:t>fs.createReadStream</w:t>
       </w:r>
       <w:proofErr w:type="spellEnd"/>
+      <w:proofErr w:type="gramEnd"/>
+      <w:r>
+        <w:t>("bigfile.txt", "utf8"</w:t>
+      </w:r>
+      <w:proofErr w:type="gramStart"/>
       <w:r>
         <w:t>);</w:t>
       </w:r>
-    </w:p>
-    <w:p>
-      <w:r>
-        <w:t xml:space="preserve">  }</w:t>
-      </w:r>
+      <w:proofErr w:type="gramEnd"/>
+    </w:p>
+    <w:p/>
+    <w:p>
+      <w:proofErr w:type="spellStart"/>
+      <w:proofErr w:type="gramStart"/>
+      <w:r>
+        <w:t>stream.on</w:t>
+      </w:r>
+      <w:proofErr w:type="spellEnd"/>
+      <w:proofErr w:type="gramEnd"/>
+      <w:r>
+        <w:t>("data", (chunk) =&gt; {</w:t>
+      </w:r>
+    </w:p>
+    <w:p>
+      <w:r>
+        <w:t xml:space="preserve">  </w:t>
+      </w:r>
+      <w:proofErr w:type="gramStart"/>
+      <w:r>
+        <w:t>console.log(</w:t>
+      </w:r>
+      <w:proofErr w:type="gramEnd"/>
+      <w:r>
+        <w:t>"Received chunk:", chunk</w:t>
+      </w:r>
+      <w:proofErr w:type="gramStart"/>
+      <w:r>
+        <w:t>);</w:t>
+      </w:r>
+      <w:proofErr w:type="gramEnd"/>
     </w:p>
     <w:p>
       <w:r>
         <w:t>}</w:t>
       </w:r>
+      <w:proofErr w:type="gramStart"/>
+      <w:r>
+        <w:t>);</w:t>
+      </w:r>
+      <w:proofErr w:type="gramEnd"/>
     </w:p>
     <w:p/>
     <w:p>
       <w:proofErr w:type="spellStart"/>
-      <w:r>
-        <w:t>getUserData</w:t>
+      <w:proofErr w:type="gramStart"/>
+      <w:r>
+        <w:t>stream.on</w:t>
       </w:r>
       <w:proofErr w:type="spellEnd"/>
-      <w:r>
-        <w:t>();</w:t>
-      </w:r>
+      <w:proofErr w:type="gramEnd"/>
+      <w:r>
+        <w:t>("end", () =&gt; {</w:t>
+      </w:r>
+    </w:p>
+    <w:p>
+      <w:r>
+        <w:t xml:space="preserve">  </w:t>
+      </w:r>
+      <w:proofErr w:type="gramStart"/>
+      <w:r>
+        <w:t>console.log(</w:t>
+      </w:r>
+      <w:proofErr w:type="gramEnd"/>
+      <w:r>
+        <w:t>"Finished reading file"</w:t>
+      </w:r>
+      <w:proofErr w:type="gramStart"/>
+      <w:r>
+        <w:t>);</w:t>
+      </w:r>
+      <w:proofErr w:type="gramEnd"/>
+    </w:p>
+    <w:p>
+      <w:r>
+        <w:t>}</w:t>
+      </w:r>
+      <w:proofErr w:type="gramStart"/>
+      <w:r>
+        <w:t>);</w:t>
+      </w:r>
+      <w:proofErr w:type="gramEnd"/>
     </w:p>
     <w:p>
       <w:r>
@@ -1104,7 +1648,7 @@
         <w:t>✅</w:t>
       </w:r>
       <w:r>
-        <w:t xml:space="preserve"> Clean syntax</w:t>
+        <w:t xml:space="preserve"> Doesn’t load entire file into memory</w:t>
       </w:r>
       <w:r>
         <w:br/>
@@ -1116,224 +1660,13 @@
         <w:t>✅</w:t>
       </w:r>
       <w:r>
-        <w:t xml:space="preserve"> Centralized error handling</w:t>
-      </w:r>
-      <w:r>
-        <w:br/>
-      </w:r>
-      <w:r>
-        <w:rPr>
-          <w:rFonts w:ascii="Segoe UI Emoji" w:hAnsi="Segoe UI Emoji" w:cs="Segoe UI Emoji"/>
-        </w:rPr>
-        <w:t>✅</w:t>
-      </w:r>
-      <w:r>
-        <w:t xml:space="preserve"> Perfect for </w:t>
-      </w:r>
-      <w:proofErr w:type="spellStart"/>
-      <w:r>
-        <w:t>React</w:t>
-      </w:r>
-      <w:r>
-        <w:rPr>
-          <w:rFonts w:ascii="Aptos" w:hAnsi="Aptos" w:cs="Aptos"/>
-        </w:rPr>
-        <w:t>’</w:t>
-      </w:r>
-      <w:r>
-        <w:t>s</w:t>
-      </w:r>
-      <w:proofErr w:type="spellEnd"/>
-      <w:r>
-        <w:t xml:space="preserve"> data fetching or Node APIs</w:t>
-      </w:r>
-    </w:p>
-    <w:p>
-      <w:r>
-        <w:pict w14:anchorId="154B340F">
-          <v:rect id="_x0000_i1091" style="width:0;height:1.5pt" o:hralign="center" o:hrstd="t" o:hr="t" fillcolor="#a0a0a0" stroked="f"/>
-        </w:pict>
-      </w:r>
-    </w:p>
-    <w:p>
-      <w:pPr>
-        <w:rPr>
-          <w:b/>
-          <w:bCs/>
-        </w:rPr>
-      </w:pPr>
-      <w:r>
-        <w:rPr>
-          <w:rFonts w:ascii="Segoe UI Emoji" w:hAnsi="Segoe UI Emoji" w:cs="Segoe UI Emoji"/>
-          <w:b/>
-          <w:bCs/>
-        </w:rPr>
-        <w:t>⚙️</w:t>
-      </w:r>
-      <w:r>
-        <w:rPr>
-          <w:b/>
-          <w:bCs/>
-        </w:rPr>
-        <w:t xml:space="preserve"> 4️</w:t>
-      </w:r>
-      <w:r>
-        <w:rPr>
-          <w:rFonts w:ascii="Segoe UI Symbol" w:hAnsi="Segoe UI Symbol" w:cs="Segoe UI Symbol"/>
-          <w:b/>
-          <w:bCs/>
-        </w:rPr>
-        <w:t>⃣</w:t>
-      </w:r>
-      <w:r>
-        <w:rPr>
-          <w:b/>
-          <w:bCs/>
-        </w:rPr>
-        <w:t xml:space="preserve"> Streams (Advanced Async Concept)</w:t>
-      </w:r>
-    </w:p>
-    <w:p>
-      <w:r>
-        <w:t xml:space="preserve">When you fetch </w:t>
-      </w:r>
-      <w:r>
-        <w:rPr>
-          <w:b/>
-          <w:bCs/>
-        </w:rPr>
-        <w:t>huge data</w:t>
-      </w:r>
-      <w:r>
-        <w:t xml:space="preserve"> (like video, CSV, or logs), loading all at once can freeze memory </w:t>
-      </w:r>
-      <w:r>
-        <w:rPr>
-          <w:rFonts w:ascii="Segoe UI Emoji" w:hAnsi="Segoe UI Emoji" w:cs="Segoe UI Emoji"/>
-        </w:rPr>
-        <w:t>🧊</w:t>
-      </w:r>
-      <w:r>
-        <w:t>.</w:t>
-      </w:r>
-      <w:r>
-        <w:br/>
-      </w:r>
-      <w:r>
-        <w:rPr>
-          <w:b/>
-          <w:bCs/>
-        </w:rPr>
-        <w:t>Streams</w:t>
-      </w:r>
-      <w:r>
-        <w:t xml:space="preserve"> let you read data in </w:t>
-      </w:r>
-      <w:r>
-        <w:rPr>
-          <w:b/>
-          <w:bCs/>
-        </w:rPr>
-        <w:t>chunks</w:t>
-      </w:r>
-      <w:r>
-        <w:t xml:space="preserve"> — piece by piece.</w:t>
-      </w:r>
-    </w:p>
-    <w:p>
-      <w:r>
-        <w:t>Example (Node.js-style pseudo):</w:t>
-      </w:r>
-    </w:p>
-    <w:p>
-      <w:r>
-        <w:lastRenderedPageBreak/>
-        <w:t>const fs = require("fs");</w:t>
-      </w:r>
-    </w:p>
-    <w:p/>
-    <w:p>
-      <w:r>
-        <w:t xml:space="preserve">const stream = </w:t>
-      </w:r>
-      <w:proofErr w:type="spellStart"/>
-      <w:r>
-        <w:t>fs.createReadStream</w:t>
-      </w:r>
-      <w:proofErr w:type="spellEnd"/>
-      <w:r>
-        <w:t>("bigfile.txt", "utf8");</w:t>
-      </w:r>
-    </w:p>
-    <w:p/>
-    <w:p>
-      <w:proofErr w:type="spellStart"/>
-      <w:r>
-        <w:t>stream.on</w:t>
-      </w:r>
-      <w:proofErr w:type="spellEnd"/>
-      <w:r>
-        <w:t>("data", (chunk) =&gt; {</w:t>
-      </w:r>
-    </w:p>
-    <w:p>
-      <w:r>
-        <w:t xml:space="preserve">  console.log("Received chunk:", chunk);</w:t>
-      </w:r>
-    </w:p>
-    <w:p>
-      <w:r>
-        <w:t>});</w:t>
-      </w:r>
-    </w:p>
-    <w:p/>
-    <w:p>
-      <w:proofErr w:type="spellStart"/>
-      <w:r>
-        <w:t>stream.on</w:t>
-      </w:r>
-      <w:proofErr w:type="spellEnd"/>
-      <w:r>
-        <w:t>("end", () =&gt; {</w:t>
-      </w:r>
-    </w:p>
-    <w:p>
-      <w:r>
-        <w:t xml:space="preserve">  console.log("Finished reading file");</w:t>
-      </w:r>
-    </w:p>
-    <w:p>
-      <w:r>
-        <w:t>});</w:t>
-      </w:r>
-    </w:p>
-    <w:p>
-      <w:r>
-        <w:rPr>
-          <w:rFonts w:ascii="Segoe UI Emoji" w:hAnsi="Segoe UI Emoji" w:cs="Segoe UI Emoji"/>
-        </w:rPr>
-        <w:t>✅</w:t>
-      </w:r>
-      <w:r>
-        <w:t xml:space="preserve"> Doesn’t load entire file into memory</w:t>
-      </w:r>
-      <w:r>
-        <w:br/>
-      </w:r>
-      <w:r>
-        <w:rPr>
-          <w:rFonts w:ascii="Segoe UI Emoji" w:hAnsi="Segoe UI Emoji" w:cs="Segoe UI Emoji"/>
-        </w:rPr>
-        <w:t>✅</w:t>
-      </w:r>
-      <w:r>
         <w:t xml:space="preserve"> Used in video players, file uploaders, logs, etc.</w:t>
       </w:r>
     </w:p>
     <w:p>
       <w:r>
         <w:pict w14:anchorId="0118D608">
-          <v:rect id="_x0000_i1092" style="width:0;height:1.5pt" o:hralign="center" o:hrstd="t" o:hr="t" fillcolor="#a0a0a0" stroked="f"/>
+          <v:rect id="_x0000_i1032" style="width:0;height:1.5pt" o:hralign="center" o:hrstd="t" o:hr="t" fillcolor="#a0a0a0" stroked="f"/>
         </w:pict>
       </w:r>
     </w:p>
@@ -1561,8 +1894,13 @@
             <w:hideMark/>
           </w:tcPr>
           <w:p>
-            <w:r>
-              <w:t>.then()</w:t>
+            <w:proofErr w:type="gramStart"/>
+            <w:r>
+              <w:t>.then</w:t>
+            </w:r>
+            <w:proofErr w:type="gramEnd"/>
+            <w:r>
+              <w:t>()</w:t>
             </w:r>
           </w:p>
         </w:tc>
@@ -1667,8 +2005,13 @@
             <w:hideMark/>
           </w:tcPr>
           <w:p>
-            <w:r>
-              <w:t>.on('data')</w:t>
+            <w:proofErr w:type="gramStart"/>
+            <w:r>
+              <w:t>.on</w:t>
+            </w:r>
+            <w:proofErr w:type="gramEnd"/>
+            <w:r>
+              <w:t>('data')</w:t>
             </w:r>
           </w:p>
         </w:tc>
@@ -1701,7 +2044,7 @@
     <w:p>
       <w:r>
         <w:pict w14:anchorId="30D79553">
-          <v:rect id="_x0000_i1093" style="width:0;height:1.5pt" o:hralign="center" o:hrstd="t" o:hr="t" fillcolor="#a0a0a0" stroked="f"/>
+          <v:rect id="_x0000_i1033" style="width:0;height:1.5pt" o:hralign="center" o:hrstd="t" o:hr="t" fillcolor="#a0a0a0" stroked="f"/>
         </w:pict>
       </w:r>
     </w:p>
@@ -1751,12 +2094,17 @@
         <w:t xml:space="preserve"> Use </w:t>
       </w:r>
       <w:proofErr w:type="spellStart"/>
+      <w:proofErr w:type="gramStart"/>
       <w:r>
         <w:t>Promise.all</w:t>
       </w:r>
       <w:proofErr w:type="spellEnd"/>
       <w:r>
-        <w:t>() for parallel tasks</w:t>
+        <w:t>(</w:t>
+      </w:r>
+      <w:proofErr w:type="gramEnd"/>
+      <w:r>
+        <w:t>) for parallel tasks</w:t>
       </w:r>
       <w:r>
         <w:br/>
@@ -1789,7 +2137,15 @@
         <w:t>✅</w:t>
       </w:r>
       <w:r>
-        <w:t xml:space="preserve"> Never mix async/await with .then() in same chain</w:t>
+        <w:t xml:space="preserve"> Never mix async/await </w:t>
+      </w:r>
+      <w:proofErr w:type="gramStart"/>
+      <w:r>
+        <w:t>with .then</w:t>
+      </w:r>
+      <w:proofErr w:type="gramEnd"/>
+      <w:r>
+        <w:t>() in same chain</w:t>
       </w:r>
       <w:r>
         <w:br/>
@@ -1807,7 +2163,7 @@
     <w:p>
       <w:r>
         <w:pict w14:anchorId="59884F45">
-          <v:rect id="_x0000_i1094" style="width:0;height:1.5pt" o:hralign="center" o:hrstd="t" o:hr="t" fillcolor="#a0a0a0" stroked="f"/>
+          <v:rect id="_x0000_i1034" style="width:0;height:1.5pt" o:hralign="center" o:hrstd="t" o:hr="t" fillcolor="#a0a0a0" stroked="f"/>
         </w:pict>
       </w:r>
     </w:p>
@@ -1853,7 +2209,15 @@
         </w:numPr>
       </w:pPr>
       <w:r>
-        <w:t>What problem do Promises solve that callbacks couldn’t?</w:t>
+        <w:t xml:space="preserve">What problem do Promises </w:t>
+      </w:r>
+      <w:proofErr w:type="gramStart"/>
+      <w:r>
+        <w:t>solve</w:t>
+      </w:r>
+      <w:proofErr w:type="gramEnd"/>
+      <w:r>
+        <w:t xml:space="preserve"> that callbacks couldn’t?</w:t>
       </w:r>
     </w:p>
     <w:p>
@@ -1875,7 +2239,15 @@
         </w:numPr>
       </w:pPr>
       <w:r>
-        <w:t>What’s the difference between await and .then()?</w:t>
+        <w:t xml:space="preserve">What’s the difference between await </w:t>
+      </w:r>
+      <w:proofErr w:type="gramStart"/>
+      <w:r>
+        <w:t>and .then</w:t>
+      </w:r>
+      <w:proofErr w:type="gramEnd"/>
+      <w:r>
+        <w:t>()?</w:t>
       </w:r>
     </w:p>
     <w:p>
@@ -2046,7 +2418,7 @@
     <w:p>
       <w:r>
         <w:pict w14:anchorId="3202BCE5">
-          <v:rect id="_x0000_i1129" style="width:0;height:1.5pt" o:hralign="center" o:hrstd="t" o:hr="t" fillcolor="#a0a0a0" stroked="f"/>
+          <v:rect id="_x0000_i1035" style="width:0;height:1.5pt" o:hralign="center" o:hrstd="t" o:hr="t" fillcolor="#a0a0a0" stroked="f"/>
         </w:pict>
       </w:r>
     </w:p>
@@ -2070,7 +2442,23 @@
           <w:b/>
           <w:bCs/>
         </w:rPr>
-        <w:t xml:space="preserve"> Q2. What problem do Promises solve that callbacks couldn’t?</w:t>
+        <w:t xml:space="preserve"> Q2. What problem do Promises </w:t>
+      </w:r>
+      <w:proofErr w:type="gramStart"/>
+      <w:r>
+        <w:rPr>
+          <w:b/>
+          <w:bCs/>
+        </w:rPr>
+        <w:t>solve</w:t>
+      </w:r>
+      <w:proofErr w:type="gramEnd"/>
+      <w:r>
+        <w:rPr>
+          <w:b/>
+          <w:bCs/>
+        </w:rPr>
+        <w:t xml:space="preserve"> that callbacks couldn’t?</w:t>
       </w:r>
     </w:p>
     <w:p>
@@ -2129,7 +2517,23 @@
       </w:pPr>
       <w:r>
         <w:lastRenderedPageBreak/>
-        <w:t>Create deeply nested, unreadable code (callback(callback(callback())))</w:t>
+        <w:t xml:space="preserve">Create deeply nested, unreadable </w:t>
+      </w:r>
+      <w:proofErr w:type="gramStart"/>
+      <w:r>
+        <w:t>code (callback</w:t>
+      </w:r>
+      <w:proofErr w:type="gramEnd"/>
+      <w:r>
+        <w:t>(callback(</w:t>
+      </w:r>
+      <w:proofErr w:type="gramStart"/>
+      <w:r>
+        <w:t>callback(</w:t>
+      </w:r>
+      <w:proofErr w:type="gramEnd"/>
+      <w:r>
+        <w:t>))))</w:t>
       </w:r>
     </w:p>
     <w:p>
@@ -2167,7 +2571,15 @@
         </w:numPr>
       </w:pPr>
       <w:r>
-        <w:t>Flatten code using .then() chains</w:t>
+        <w:t xml:space="preserve">Flatten code </w:t>
+      </w:r>
+      <w:proofErr w:type="gramStart"/>
+      <w:r>
+        <w:t>using .then</w:t>
+      </w:r>
+      <w:proofErr w:type="gramEnd"/>
+      <w:r>
+        <w:t>() chains</w:t>
       </w:r>
     </w:p>
     <w:p>
@@ -2188,7 +2600,15 @@
         <w:t>centralized error handling</w:t>
       </w:r>
       <w:r>
-        <w:t xml:space="preserve"> via .catch()</w:t>
+        <w:t xml:space="preserve"> </w:t>
+      </w:r>
+      <w:proofErr w:type="gramStart"/>
+      <w:r>
+        <w:t>via .catch</w:t>
+      </w:r>
+      <w:proofErr w:type="gramEnd"/>
+      <w:r>
+        <w:t>()</w:t>
       </w:r>
     </w:p>
     <w:p>
@@ -2212,12 +2632,17 @@
         <w:t xml:space="preserve"> using </w:t>
       </w:r>
       <w:proofErr w:type="spellStart"/>
+      <w:proofErr w:type="gramStart"/>
       <w:r>
         <w:t>Promise.all</w:t>
       </w:r>
       <w:proofErr w:type="spellEnd"/>
       <w:r>
-        <w:t>()</w:t>
+        <w:t>(</w:t>
+      </w:r>
+      <w:proofErr w:type="gramEnd"/>
+      <w:r>
+        <w:t>)</w:t>
       </w:r>
     </w:p>
     <w:p>
@@ -2240,13 +2665,21 @@
     </w:p>
     <w:p>
       <w:r>
-        <w:t>Promises make asynchronous code cleaner, more predictable, and easier to debug than nested callbacks.</w:t>
+        <w:t xml:space="preserve">Promises </w:t>
+      </w:r>
+      <w:proofErr w:type="gramStart"/>
+      <w:r>
+        <w:t>make</w:t>
+      </w:r>
+      <w:proofErr w:type="gramEnd"/>
+      <w:r>
+        <w:t xml:space="preserve"> asynchronous code cleaner, more predictable, and easier to debug than nested callbacks.</w:t>
       </w:r>
     </w:p>
     <w:p>
       <w:r>
         <w:pict w14:anchorId="2E15662C">
-          <v:rect id="_x0000_i1130" style="width:0;height:1.5pt" o:hralign="center" o:hrstd="t" o:hr="t" fillcolor="#a0a0a0" stroked="f"/>
+          <v:rect id="_x0000_i1036" style="width:0;height:1.5pt" o:hralign="center" o:hrstd="t" o:hr="t" fillcolor="#a0a0a0" stroked="f"/>
         </w:pict>
       </w:r>
     </w:p>
@@ -2324,7 +2757,15 @@
         <w:t>Fulfilled (Resolved)</w:t>
       </w:r>
       <w:r>
-        <w:t xml:space="preserve"> → The operation succeeded — resolve() was called.</w:t>
+        <w:t xml:space="preserve"> → The operation succeeded — </w:t>
+      </w:r>
+      <w:proofErr w:type="gramStart"/>
+      <w:r>
+        <w:t>resolve(</w:t>
+      </w:r>
+      <w:proofErr w:type="gramEnd"/>
+      <w:r>
+        <w:t>) was called.</w:t>
       </w:r>
     </w:p>
     <w:p>
@@ -2342,7 +2783,15 @@
         <w:t>Rejected</w:t>
       </w:r>
       <w:r>
-        <w:t xml:space="preserve"> → The operation failed — reject() or an error was thrown.</w:t>
+        <w:t xml:space="preserve"> → The operation failed — </w:t>
+      </w:r>
+      <w:proofErr w:type="gramStart"/>
+      <w:r>
+        <w:t>reject(</w:t>
+      </w:r>
+      <w:proofErr w:type="gramEnd"/>
+      <w:r>
+        <w:t>) or an error was thrown.</w:t>
       </w:r>
     </w:p>
     <w:p>
@@ -2381,7 +2830,7 @@
     <w:p>
       <w:r>
         <w:pict w14:anchorId="05FD7CAE">
-          <v:rect id="_x0000_i1131" style="width:0;height:1.5pt" o:hralign="center" o:hrstd="t" o:hr="t" fillcolor="#a0a0a0" stroked="f"/>
+          <v:rect id="_x0000_i1037" style="width:0;height:1.5pt" o:hralign="center" o:hrstd="t" o:hr="t" fillcolor="#a0a0a0" stroked="f"/>
         </w:pict>
       </w:r>
     </w:p>
@@ -2405,7 +2854,23 @@
           <w:b/>
           <w:bCs/>
         </w:rPr>
-        <w:t xml:space="preserve"> Q4. What’s the difference between await and .then()?</w:t>
+        <w:t xml:space="preserve"> Q4. What’s the difference between await </w:t>
+      </w:r>
+      <w:proofErr w:type="gramStart"/>
+      <w:r>
+        <w:rPr>
+          <w:b/>
+          <w:bCs/>
+        </w:rPr>
+        <w:t>and .then</w:t>
+      </w:r>
+      <w:proofErr w:type="gramEnd"/>
+      <w:r>
+        <w:rPr>
+          <w:b/>
+          <w:bCs/>
+        </w:rPr>
+        <w:t>()?</w:t>
       </w:r>
     </w:p>
     <w:p>
@@ -2505,12 +2970,21 @@
                 <w:bCs/>
               </w:rPr>
             </w:pPr>
+            <w:proofErr w:type="gramStart"/>
             <w:r>
               <w:rPr>
                 <w:b/>
                 <w:bCs/>
               </w:rPr>
-              <w:t>.then()</w:t>
+              <w:t>.then</w:t>
+            </w:r>
+            <w:proofErr w:type="gramEnd"/>
+            <w:r>
+              <w:rPr>
+                <w:b/>
+                <w:bCs/>
+              </w:rPr>
+              <w:t>()</w:t>
             </w:r>
           </w:p>
         </w:tc>
@@ -2632,8 +3106,13 @@
             <w:hideMark/>
           </w:tcPr>
           <w:p>
-            <w:r>
-              <w:t>.catch()</w:t>
+            <w:proofErr w:type="gramStart"/>
+            <w:r>
+              <w:t>.catch</w:t>
+            </w:r>
+            <w:proofErr w:type="gramEnd"/>
+            <w:r>
+              <w:t>()</w:t>
             </w:r>
           </w:p>
         </w:tc>
@@ -2701,13 +3180,29 @@
     </w:p>
     <w:p>
       <w:r>
-        <w:t>await is syntactic sugar over .then(). Both work on Promises, but await makes code more readable and cleaner.</w:t>
+        <w:t xml:space="preserve">await is syntactic sugar </w:t>
+      </w:r>
+      <w:proofErr w:type="gramStart"/>
+      <w:r>
+        <w:t>over .then</w:t>
+      </w:r>
+      <w:proofErr w:type="gramEnd"/>
+      <w:r>
+        <w:t xml:space="preserve">(). Both work on </w:t>
+      </w:r>
+      <w:proofErr w:type="gramStart"/>
+      <w:r>
+        <w:t>Promises, but</w:t>
+      </w:r>
+      <w:proofErr w:type="gramEnd"/>
+      <w:r>
+        <w:t xml:space="preserve"> await makes code more readable and cleaner.</w:t>
       </w:r>
     </w:p>
     <w:p>
       <w:r>
         <w:pict w14:anchorId="68A4D8C1">
-          <v:rect id="_x0000_i1132" style="width:0;height:1.5pt" o:hralign="center" o:hrstd="t" o:hr="t" fillcolor="#a0a0a0" stroked="f"/>
+          <v:rect id="_x0000_i1038" style="width:0;height:1.5pt" o:hralign="center" o:hrstd="t" o:hr="t" fillcolor="#a0a0a0" stroked="f"/>
         </w:pict>
       </w:r>
     </w:p>
@@ -3151,7 +3646,7 @@
     <w:p>
       <w:r>
         <w:pict w14:anchorId="3AFE8312">
-          <v:rect id="_x0000_i1155" style="width:0;height:1.5pt" o:hralign="center" o:hrstd="t" o:hr="t" fillcolor="#a0a0a0" stroked="f"/>
+          <v:rect id="_x0000_i1039" style="width:0;height:1.5pt" o:hralign="center" o:hrstd="t" o:hr="t" fillcolor="#a0a0a0" stroked="f"/>
         </w:pict>
       </w:r>
     </w:p>
@@ -3320,10 +3815,12 @@
           </w:tcPr>
           <w:p>
             <w:proofErr w:type="spellStart"/>
+            <w:proofErr w:type="gramStart"/>
             <w:r>
               <w:t>fs.createReadStream</w:t>
             </w:r>
             <w:proofErr w:type="spellEnd"/>
+            <w:proofErr w:type="gramEnd"/>
             <w:r>
               <w:t>()</w:t>
             </w:r>
@@ -3382,8 +3879,13 @@
             <w:hideMark/>
           </w:tcPr>
           <w:p>
-            <w:r>
-              <w:t xml:space="preserve">fetch() with </w:t>
+            <w:proofErr w:type="gramStart"/>
+            <w:r>
+              <w:t>fetch(</w:t>
+            </w:r>
+            <w:proofErr w:type="gramEnd"/>
+            <w:r>
+              <w:t xml:space="preserve">) with </w:t>
             </w:r>
             <w:proofErr w:type="spellStart"/>
             <w:r>
@@ -3502,7 +4004,7 @@
     <w:p>
       <w:r>
         <w:pict w14:anchorId="50F727E0">
-          <v:rect id="_x0000_i1156" style="width:0;height:1.5pt" o:hralign="center" o:hrstd="t" o:hr="t" fillcolor="#a0a0a0" stroked="f"/>
+          <v:rect id="_x0000_i1040" style="width:0;height:1.5pt" o:hralign="center" o:hrstd="t" o:hr="t" fillcolor="#a0a0a0" stroked="f"/>
         </w:pict>
       </w:r>
     </w:p>
@@ -3571,7 +4073,15 @@
     </w:p>
     <w:p>
       <w:r>
-        <w:t>export default async function Page() {</w:t>
+        <w:t xml:space="preserve">export default async function </w:t>
+      </w:r>
+      <w:proofErr w:type="gramStart"/>
+      <w:r>
+        <w:t>Page(</w:t>
+      </w:r>
+      <w:proofErr w:type="gramEnd"/>
+      <w:r>
+        <w:t>) {</w:t>
       </w:r>
     </w:p>
     <w:p>
@@ -3579,12 +4089,17 @@
         <w:t xml:space="preserve">  const data = await </w:t>
       </w:r>
       <w:proofErr w:type="spellStart"/>
+      <w:proofErr w:type="gramStart"/>
       <w:r>
         <w:t>getData</w:t>
       </w:r>
       <w:proofErr w:type="spellEnd"/>
       <w:r>
-        <w:t>(); // server fetch</w:t>
+        <w:t>(</w:t>
+      </w:r>
+      <w:proofErr w:type="gramEnd"/>
+      <w:r>
+        <w:t>); // server fetch</w:t>
       </w:r>
     </w:p>
     <w:p>
@@ -3608,10 +4123,12 @@
         <w:t xml:space="preserve">      &lt;p&gt;{</w:t>
       </w:r>
       <w:proofErr w:type="spellStart"/>
+      <w:proofErr w:type="gramStart"/>
       <w:r>
         <w:t>data.message</w:t>
       </w:r>
       <w:proofErr w:type="spellEnd"/>
+      <w:proofErr w:type="gramEnd"/>
       <w:r>
         <w:t>}&lt;/p&gt;</w:t>
       </w:r>
@@ -3623,8 +4140,13 @@
     </w:p>
     <w:p>
       <w:r>
-        <w:t xml:space="preserve">  );</w:t>
-      </w:r>
+        <w:t xml:space="preserve">  </w:t>
+      </w:r>
+      <w:proofErr w:type="gramStart"/>
+      <w:r>
+        <w:t>);</w:t>
+      </w:r>
+      <w:proofErr w:type="gramEnd"/>
     </w:p>
     <w:p>
       <w:r>
@@ -3649,7 +4171,7 @@
     <w:p>
       <w:r>
         <w:pict w14:anchorId="34C18A27">
-          <v:rect id="_x0000_i1157" style="width:0;height:1.5pt" o:hralign="center" o:hrstd="t" o:hr="t" fillcolor="#a0a0a0" stroked="f"/>
+          <v:rect id="_x0000_i1041" style="width:0;height:1.5pt" o:hralign="center" o:hrstd="t" o:hr="t" fillcolor="#a0a0a0" stroked="f"/>
         </w:pict>
       </w:r>
     </w:p>
@@ -3836,10 +4358,12 @@
           </w:tcPr>
           <w:p>
             <w:proofErr w:type="spellStart"/>
+            <w:proofErr w:type="gramStart"/>
             <w:r>
               <w:t>fs.createReadStream</w:t>
             </w:r>
             <w:proofErr w:type="spellEnd"/>
+            <w:proofErr w:type="gramEnd"/>
             <w:r>
               <w:t>()</w:t>
             </w:r>
@@ -3894,12 +4418,25 @@
           </w:tcPr>
           <w:p>
             <w:proofErr w:type="spellStart"/>
-            <w:r>
-              <w:t>response.body.getReader</w:t>
+            <w:proofErr w:type="gramStart"/>
+            <w:r>
+              <w:t>response.body</w:t>
+            </w:r>
+            <w:proofErr w:type="gramEnd"/>
+            <w:r>
+              <w:t>.</w:t>
+            </w:r>
+            <w:proofErr w:type="gramStart"/>
+            <w:r>
+              <w:t>getReader</w:t>
             </w:r>
             <w:proofErr w:type="spellEnd"/>
             <w:r>
-              <w:t>()</w:t>
+              <w:t>(</w:t>
+            </w:r>
+            <w:proofErr w:type="gramEnd"/>
+            <w:r>
+              <w:t>)</w:t>
             </w:r>
           </w:p>
         </w:tc>
@@ -5408,6 +5945,7 @@
   <w:style w:type="character" w:default="1" w:styleId="DefaultParagraphFont">
     <w:name w:val="Default Paragraph Font"/>
     <w:uiPriority w:val="1"/>
+    <w:semiHidden/>
     <w:unhideWhenUsed/>
   </w:style>
   <w:style w:type="table" w:default="1" w:styleId="TableNormal">
